--- a/apps/server/templates/rfr.docx
+++ b/apps/server/templates/rfr.docx
@@ -18,15 +18,7 @@
         <w:jc w:val="center"/>
       </w:pPr>
       <w:r>
-        <w:t xml:space="preserve">{{businessAddress}}</w:t>
-      </w:r>
-    </w:p>
-    <w:p>
-      <w:pPr>
-        <w:jc w:val="center"/>
-      </w:pPr>
-      <w:r>
-        <w:t xml:space="preserve">GSTIN: {{businessGstNumber}}</w:t>
+        <w:t xml:space="preserve">{{addressLine}}</w:t>
       </w:r>
     </w:p>
     <w:p/>
@@ -40,12 +32,12 @@
     </w:p>
     <w:p>
       <w:r>
-        <w:t xml:space="preserve">Tender Ref: {{tenderNumber}}     Due Date: {{dueDate}}</w:t>
-      </w:r>
-    </w:p>
-    <w:p>
-      <w:r>
-        <w:t xml:space="preserve">Instructions: {{instructions}}</w:t>
+        <w:t xml:space="preserve">{{metaLine}}</w:t>
+      </w:r>
+    </w:p>
+    <w:p>
+      <w:r>
+        <w:t xml:space="preserve">{{instructionsLine}}</w:t>
       </w:r>
     </w:p>
     <w:p/>
@@ -62,18 +54,21 @@
         </w:tblBorders>
       </w:tblPr>
       <w:tblGrid>
-        <w:gridCol/>
-        <w:gridCol/>
-        <w:gridCol/>
-        <w:gridCol/>
-        <w:gridCol/>
-        <w:gridCol/>
-        <w:gridCol/>
-        <w:gridCol/>
-        <w:gridCol/>
+        <w:gridCol w:w="2600"/>
+        <w:gridCol w:w="700"/>
+        <w:gridCol w:w="700"/>
+        <w:gridCol w:w="1500"/>
+        <w:gridCol w:w="900"/>
+        <w:gridCol w:w="1000"/>
+        <w:gridCol w:w="1000"/>
+        <w:gridCol w:w="700"/>
+        <w:gridCol w:w="1200"/>
       </w:tblGrid>
       <w:tr>
         <w:tc>
+          <w:tcPr>
+            <w:tcW w:w="2600" w:type="dxa"/>
+          </w:tcPr>
           <w:p>
             <w:r>
               <w:rPr>
@@ -84,6 +79,9 @@
           </w:p>
         </w:tc>
         <w:tc>
+          <w:tcPr>
+            <w:tcW w:w="700" w:type="dxa"/>
+          </w:tcPr>
           <w:p>
             <w:r>
               <w:rPr>
@@ -94,6 +92,9 @@
           </w:p>
         </w:tc>
         <w:tc>
+          <w:tcPr>
+            <w:tcW w:w="700" w:type="dxa"/>
+          </w:tcPr>
           <w:p>
             <w:r>
               <w:rPr>
@@ -104,6 +105,9 @@
           </w:p>
         </w:tc>
         <w:tc>
+          <w:tcPr>
+            <w:tcW w:w="1500" w:type="dxa"/>
+          </w:tcPr>
           <w:p>
             <w:r>
               <w:rPr>
@@ -114,6 +118,9 @@
           </w:p>
         </w:tc>
         <w:tc>
+          <w:tcPr>
+            <w:tcW w:w="900" w:type="dxa"/>
+          </w:tcPr>
           <w:p>
             <w:r>
               <w:rPr>
@@ -124,6 +131,9 @@
           </w:p>
         </w:tc>
         <w:tc>
+          <w:tcPr>
+            <w:tcW w:w="1000" w:type="dxa"/>
+          </w:tcPr>
           <w:p>
             <w:r>
               <w:rPr>
@@ -134,6 +144,9 @@
           </w:p>
         </w:tc>
         <w:tc>
+          <w:tcPr>
+            <w:tcW w:w="1000" w:type="dxa"/>
+          </w:tcPr>
           <w:p>
             <w:r>
               <w:rPr>
@@ -144,6 +157,9 @@
           </w:p>
         </w:tc>
         <w:tc>
+          <w:tcPr>
+            <w:tcW w:w="700" w:type="dxa"/>
+          </w:tcPr>
           <w:p>
             <w:r>
               <w:rPr>
@@ -154,6 +170,9 @@
           </w:p>
         </w:tc>
         <w:tc>
+          <w:tcPr>
+            <w:tcW w:w="1200" w:type="dxa"/>
+          </w:tcPr>
           <w:p>
             <w:r>
               <w:rPr>
@@ -166,6 +185,9 @@
       </w:tr>
       <w:tr>
         <w:tc>
+          <w:tcPr>
+            <w:tcW w:w="2600" w:type="dxa"/>
+          </w:tcPr>
           <w:p>
             <w:r>
               <w:t xml:space="preserve">{{#items}}{{description}}</w:t>
@@ -173,6 +195,9 @@
           </w:p>
         </w:tc>
         <w:tc>
+          <w:tcPr>
+            <w:tcW w:w="700" w:type="dxa"/>
+          </w:tcPr>
           <w:p>
             <w:r>
               <w:t xml:space="preserve">{{unit}}</w:t>
@@ -180,6 +205,9 @@
           </w:p>
         </w:tc>
         <w:tc>
+          <w:tcPr>
+            <w:tcW w:w="700" w:type="dxa"/>
+          </w:tcPr>
           <w:p>
             <w:r>
               <w:t xml:space="preserve">{{quantity}}</w:t>
@@ -187,6 +215,9 @@
           </w:p>
         </w:tc>
         <w:tc>
+          <w:tcPr>
+            <w:tcW w:w="1500" w:type="dxa"/>
+          </w:tcPr>
           <w:p>
             <w:r>
               <w:t xml:space="preserve">{{instructions}}</w:t>
@@ -194,34 +225,49 @@
           </w:p>
         </w:tc>
         <w:tc>
-          <w:p>
-            <w:r>
-              <w:t xml:space="preserve"/>
-            </w:r>
-          </w:p>
-        </w:tc>
-        <w:tc>
-          <w:p>
-            <w:r>
-              <w:t xml:space="preserve"/>
-            </w:r>
-          </w:p>
-        </w:tc>
-        <w:tc>
-          <w:p>
-            <w:r>
-              <w:t xml:space="preserve"/>
-            </w:r>
-          </w:p>
-        </w:tc>
-        <w:tc>
-          <w:p>
-            <w:r>
-              <w:t xml:space="preserve"/>
-            </w:r>
-          </w:p>
-        </w:tc>
-        <w:tc>
+          <w:tcPr>
+            <w:tcW w:w="900" w:type="dxa"/>
+          </w:tcPr>
+          <w:p>
+            <w:r>
+              <w:t xml:space="preserve"/>
+            </w:r>
+          </w:p>
+        </w:tc>
+        <w:tc>
+          <w:tcPr>
+            <w:tcW w:w="1000" w:type="dxa"/>
+          </w:tcPr>
+          <w:p>
+            <w:r>
+              <w:t xml:space="preserve"/>
+            </w:r>
+          </w:p>
+        </w:tc>
+        <w:tc>
+          <w:tcPr>
+            <w:tcW w:w="1000" w:type="dxa"/>
+          </w:tcPr>
+          <w:p>
+            <w:r>
+              <w:t xml:space="preserve"/>
+            </w:r>
+          </w:p>
+        </w:tc>
+        <w:tc>
+          <w:tcPr>
+            <w:tcW w:w="700" w:type="dxa"/>
+          </w:tcPr>
+          <w:p>
+            <w:r>
+              <w:t xml:space="preserve"/>
+            </w:r>
+          </w:p>
+        </w:tc>
+        <w:tc>
+          <w:tcPr>
+            <w:tcW w:w="1200" w:type="dxa"/>
+          </w:tcPr>
           <w:p>
             <w:r>
               <w:t xml:space="preserve">{{/items}}</w:t>
@@ -231,6 +277,10 @@
       </w:tr>
     </w:tbl>
     <w:p/>
+    <w:sectPr>
+      <w:pgSz w:w="16838" w:h="11906" w:orient="landscape"/>
+      <w:pgMar w:top="720" w:right="720" w:bottom="720" w:left="720" w:header="720" w:footer="720" w:gutter="0"/>
+    </w:sectPr>
   </w:body>
 </w:document>
 </file>